--- a/server/templates/Date-GIWREF-Address-SMP-Comm-2022-A.docx
+++ b/server/templates/Date-GIWREF-Address-SMP-Comm-2022-A.docx
@@ -206,7 +206,7 @@
                 <w:sz w:val="20"/>
                 <w:lang w:val="en-US"/>
               </w:rPr>
-              <w:t>17 June 2026</w:t>
+              <w:t>19 June 2026</w:t>
             </w:r>
             <w:r>
               <w:rPr>
@@ -1744,11 +1744,11 @@
         <w:br w:type="page"/>
       </w:r>
     </w:p>
-    <w:bookmarkStart w:id="19" w:name="_Toc209555290" w:displacedByCustomXml="next"/>
-    <w:bookmarkStart w:id="20" w:name="_Toc209555543" w:displacedByCustomXml="next"/>
+    <w:bookmarkStart w:id="19" w:name="_Toc232515617" w:displacedByCustomXml="next"/>
+    <w:bookmarkStart w:id="20" w:name="_Toc209592307" w:displacedByCustomXml="next"/>
     <w:bookmarkStart w:id="21" w:name="_Toc209557015" w:displacedByCustomXml="next"/>
-    <w:bookmarkStart w:id="22" w:name="_Toc209592307" w:displacedByCustomXml="next"/>
-    <w:bookmarkStart w:id="23" w:name="_Toc232515617" w:displacedByCustomXml="next"/>
+    <w:bookmarkStart w:id="22" w:name="_Toc209555543" w:displacedByCustomXml="next"/>
+    <w:bookmarkStart w:id="23" w:name="_Toc209555290" w:displacedByCustomXml="next"/>
     <w:sdt>
       <w:sdtPr>
         <w:rPr>
@@ -6043,7 +6043,7 @@
                 <w:color w:val="000000"/>
               </w:rPr>
               <w:drawing>
-                <wp:anchor distT="0" distB="0" distL="114300" distR="114300" simplePos="0" relativeHeight="251738112" behindDoc="1" locked="0" layoutInCell="1" allowOverlap="1" wp14:anchorId="22787630" wp14:editId="2A812751">
+                <wp:anchor distT="0" distB="0" distL="114300" distR="114300" simplePos="0" relativeHeight="251738112" behindDoc="1" locked="0" layoutInCell="1" allowOverlap="1" wp14:anchorId="22787630" wp14:editId="1F8ABC50">
                   <wp:simplePos x="0" y="0"/>
                   <wp:positionH relativeFrom="column">
                     <wp:posOffset>77470</wp:posOffset>
@@ -6492,7 +6492,7 @@
                 <w:color w:val="000000"/>
               </w:rPr>
               <w:drawing>
-                <wp:anchor distT="0" distB="0" distL="114300" distR="114300" simplePos="0" relativeHeight="251739136" behindDoc="1" locked="0" layoutInCell="1" allowOverlap="1" wp14:anchorId="7055ECC5" wp14:editId="57992DDC">
+                <wp:anchor distT="0" distB="0" distL="114300" distR="114300" simplePos="0" relativeHeight="251739136" behindDoc="1" locked="0" layoutInCell="1" allowOverlap="1" wp14:anchorId="7055ECC5" wp14:editId="09D3DB24">
                   <wp:simplePos x="0" y="0"/>
                   <wp:positionH relativeFrom="column">
                     <wp:posOffset>76200</wp:posOffset>
@@ -7332,7 +7332,7 @@
                 <w:color w:val="000000"/>
               </w:rPr>
               <w:drawing>
-                <wp:anchor distT="0" distB="0" distL="114300" distR="114300" simplePos="0" relativeHeight="251741184" behindDoc="1" locked="0" layoutInCell="1" allowOverlap="1" wp14:anchorId="63206793" wp14:editId="358C0499">
+                <wp:anchor distT="0" distB="0" distL="114300" distR="114300" simplePos="0" relativeHeight="251741184" behindDoc="1" locked="0" layoutInCell="1" allowOverlap="1" wp14:anchorId="63206793" wp14:editId="1D9C2212">
                   <wp:simplePos x="0" y="0"/>
                   <wp:positionH relativeFrom="column">
                     <wp:posOffset>91440</wp:posOffset>
@@ -9737,6 +9737,7 @@
             </w:r>
           </w:p>
         </w:tc>
+        <w:bookmarkStart w:id="69" w:name="Landscaping"/>
         <w:tc>
           <w:tcPr>
             <w:tcW w:w="6236" w:type="dxa"/>
@@ -9756,15 +9757,35 @@
                 <w:szCs w:val="22"/>
               </w:rPr>
             </w:pPr>
-            <w:bookmarkStart w:id="69" w:name="Landscape_irrigation"/>
-            <w:r>
-              <w:rPr>
-                <w:bCs/>
-                <w:szCs w:val="22"/>
-              </w:rPr>
-              <w:lastRenderedPageBreak/>
-              <w:t>[XX]</w:t>
-            </w:r>
+            <w:sdt>
+              <w:sdtPr>
+                <w:rPr>
+                  <w:b/>
+                  <w:szCs w:val="22"/>
+                </w:rPr>
+                <w:alias w:val="Irrigation"/>
+                <w:tag w:val="Irrigation"/>
+                <w:id w:val="2087878562"/>
+                <w:placeholder>
+                  <w:docPart w:val="0B31996570DF427EB7D31E23EAD251C4"/>
+                </w:placeholder>
+                <w:showingPlcHdr/>
+                <w:dropDownList>
+                  <w:listItem w:value="Choose an item."/>
+                  <w:listItem w:displayText="The majority of landscaping is to be native vegetation with no irrigation demand after the initial establishment period." w:value="The majority of landscaping is to be native vegetation with no irrigation demand after the initial establishment period."/>
+                  <w:listItem w:displayText="No landscaping provided to the development" w:value="No landscaping provided to the development"/>
+                  <w:listItem w:displayText="Landscape irrigation demand will be connected to the rainwater tank. " w:value="Landscape irrigation demand will be connected to the rainwater tank. "/>
+                </w:dropDownList>
+              </w:sdtPr>
+              <w:sdtContent>
+                <w:r>
+                  <w:rPr>
+                    <w:rStyle w:val="PlaceholderText"/>
+                  </w:rPr>
+                  <w:t>Choose an item.</w:t>
+                </w:r>
+              </w:sdtContent>
+            </w:sdt>
             <w:bookmarkEnd w:id="69"/>
           </w:p>
         </w:tc>
@@ -11188,7 +11209,6 @@
       <w:bookmarkStart w:id="77" w:name="_Toc232515630"/>
       <w:bookmarkEnd w:id="75"/>
       <w:r>
-        <w:lastRenderedPageBreak/>
         <w:t>Indoor Environment Quality</w:t>
       </w:r>
       <w:bookmarkEnd w:id="61"/>
@@ -11979,7 +11999,6 @@
       <w:bookmarkStart w:id="83" w:name="_Toc232515631"/>
       <w:bookmarkEnd w:id="78"/>
       <w:r>
-        <w:lastRenderedPageBreak/>
         <w:t>Transport</w:t>
       </w:r>
       <w:bookmarkEnd w:id="80"/>
@@ -12665,15 +12684,7 @@
                 <w:rFonts w:cs="Times New Roman"/>
                 <w:szCs w:val="22"/>
               </w:rPr>
-              <w:t xml:space="preserve">To minimise car dependency and to ensure that the built environment is designed to </w:t>
-            </w:r>
-            <w:r>
-              <w:rPr>
-                <w:rFonts w:cs="Times New Roman"/>
-                <w:szCs w:val="22"/>
-              </w:rPr>
-              <w:lastRenderedPageBreak/>
-              <w:t>promote the use of public transport, walking and cycling.</w:t>
+              <w:t>To minimise car dependency and to ensure that the built environment is designed to promote the use of public transport, walking and cycling.</w:t>
             </w:r>
           </w:p>
         </w:tc>
@@ -12700,7 +12711,6 @@
               <w:rPr>
                 <w:szCs w:val="22"/>
               </w:rPr>
-              <w:lastRenderedPageBreak/>
               <w:t xml:space="preserve">The proposed development will incorporate a dedicated car parking space for car sharing. </w:t>
             </w:r>
           </w:p>
@@ -12834,7 +12844,6 @@
       </w:pPr>
       <w:bookmarkStart w:id="91" w:name="_Toc232515632"/>
       <w:r>
-        <w:lastRenderedPageBreak/>
         <w:t>Materials</w:t>
       </w:r>
       <w:bookmarkEnd w:id="87"/>
@@ -13559,7 +13568,6 @@
       </w:pPr>
       <w:bookmarkStart w:id="92" w:name="_Toc232515633"/>
       <w:r>
-        <w:lastRenderedPageBreak/>
         <w:t>Waste</w:t>
       </w:r>
       <w:bookmarkEnd w:id="88"/>
@@ -14174,7 +14182,6 @@
       </w:pPr>
       <w:bookmarkStart w:id="98" w:name="_Toc232515634"/>
       <w:r>
-        <w:lastRenderedPageBreak/>
         <w:t>Urban Ecology</w:t>
       </w:r>
       <w:bookmarkEnd w:id="95"/>
@@ -15089,7 +15096,6 @@
       <w:bookmarkStart w:id="104" w:name="_Toc46738712"/>
       <w:bookmarkStart w:id="105" w:name="_Toc232515635"/>
       <w:r>
-        <w:lastRenderedPageBreak/>
         <w:t>Innovation</w:t>
       </w:r>
       <w:bookmarkEnd w:id="102"/>
@@ -15570,7 +15576,6 @@
       <w:bookmarkStart w:id="106" w:name="WSUD_Appendix"/>
       <w:bookmarkStart w:id="107" w:name="_Toc232515636"/>
       <w:r>
-        <w:lastRenderedPageBreak/>
         <w:t xml:space="preserve">Appendix </w:t>
       </w:r>
       <w:r>
@@ -15831,7 +15836,6 @@
         <w:pStyle w:val="Heading3"/>
       </w:pPr>
       <w:r>
-        <w:lastRenderedPageBreak/>
         <w:t>WSUD Strategy</w:t>
       </w:r>
     </w:p>
@@ -16301,7 +16305,6 @@
         <w:pStyle w:val="Heading3"/>
       </w:pPr>
       <w:r>
-        <w:lastRenderedPageBreak/>
         <w:t>Rainwater Reuse</w:t>
       </w:r>
     </w:p>
@@ -16324,7 +16327,6 @@
         <w:pStyle w:val="Heading3"/>
       </w:pPr>
       <w:r>
-        <w:lastRenderedPageBreak/>
         <w:t>Site Management Statement</w:t>
       </w:r>
     </w:p>
@@ -17047,7 +17049,6 @@
     </w:p>
     <w:p>
       <w:r>
-        <w:lastRenderedPageBreak/>
         <w:t>The following maintenance requirements are to be programmed to ensure the raingarden operates effectively:</w:t>
       </w:r>
     </w:p>
@@ -17799,7 +17800,6 @@
         <w:pStyle w:val="Heading3"/>
       </w:pPr>
       <w:r>
-        <w:lastRenderedPageBreak/>
         <w:t>Blue Factor Report</w:t>
       </w:r>
     </w:p>
@@ -17829,7 +17829,6 @@
       <w:bookmarkStart w:id="111" w:name="JV3_appendix"/>
       <w:bookmarkStart w:id="112" w:name="_Toc232515637"/>
       <w:r>
-        <w:lastRenderedPageBreak/>
         <w:t xml:space="preserve">Appendix </w:t>
       </w:r>
       <w:r>
@@ -20598,7 +20597,6 @@
                 <w:rFonts w:cs="Tahoma"/>
                 <w:b w:val="0"/>
               </w:rPr>
-              <w:lastRenderedPageBreak/>
               <w:t>Infiltration</w:t>
             </w:r>
           </w:p>
@@ -21724,7 +21722,6 @@
           <w:rFonts w:ascii="Roboto" w:hAnsi="Roboto"/>
           <w:color w:val="00602B" w:themeColor="text2"/>
         </w:rPr>
-        <w:lastRenderedPageBreak/>
         <w:t>Activity Profiles</w:t>
       </w:r>
       <w:bookmarkEnd w:id="121"/>
@@ -23275,7 +23272,6 @@
       <w:bookmarkStart w:id="126" w:name="Renewble_Appendix"/>
       <w:bookmarkStart w:id="127" w:name="_Toc232515638"/>
       <w:r>
-        <w:lastRenderedPageBreak/>
         <w:t>Appendix X – Renewable Energy</w:t>
       </w:r>
       <w:bookmarkEnd w:id="126"/>
@@ -23430,7 +23426,6 @@
       <w:bookmarkStart w:id="128" w:name="Daylight_Appendix"/>
       <w:bookmarkStart w:id="129" w:name="_Toc232515639"/>
       <w:r>
-        <w:lastRenderedPageBreak/>
         <w:t>Appendix X – Daylight Modelling</w:t>
       </w:r>
       <w:bookmarkEnd w:id="128"/>
@@ -23722,7 +23717,6 @@
         <w:jc w:val="both"/>
       </w:pPr>
       <w:r>
-        <w:lastRenderedPageBreak/>
         <w:t>Modelling Assumptions</w:t>
       </w:r>
     </w:p>
@@ -25092,7 +25086,6 @@
         <w:pStyle w:val="Heading3"/>
       </w:pPr>
       <w:r>
-        <w:lastRenderedPageBreak/>
         <w:t>Daylight Results – Visual</w:t>
       </w:r>
     </w:p>
@@ -26096,7 +26089,6 @@
       </w:pPr>
       <w:bookmarkStart w:id="133" w:name="_Toc232515641"/>
       <w:r>
-        <w:lastRenderedPageBreak/>
         <w:t>Appendix X – BESS Assessment</w:t>
       </w:r>
       <w:bookmarkEnd w:id="133"/>
@@ -31934,6 +31926,35 @@
         </w:p>
       </w:docPartBody>
     </w:docPart>
+    <w:docPart>
+      <w:docPartPr>
+        <w:name w:val="0B31996570DF427EB7D31E23EAD251C4"/>
+        <w:category>
+          <w:name w:val="General"/>
+          <w:gallery w:val="placeholder"/>
+        </w:category>
+        <w:types>
+          <w:type w:val="bbPlcHdr"/>
+        </w:types>
+        <w:behaviors>
+          <w:behavior w:val="content"/>
+        </w:behaviors>
+        <w:guid w:val="{22B11A40-4A96-48C8-BB6A-3D5383565343}"/>
+      </w:docPartPr>
+      <w:docPartBody>
+        <w:p>
+          <w:pPr>
+            <w:pStyle w:val="0B31996570DF427EB7D31E23EAD251C4"/>
+          </w:pPr>
+          <w:r>
+            <w:rPr>
+              <w:rStyle w:val="PlaceholderText"/>
+            </w:rPr>
+            <w:t>Choose an item.</w:t>
+          </w:r>
+        </w:p>
+      </w:docPartBody>
+    </w:docPart>
   </w:docParts>
 </w:glossaryDocument>
 </file>
@@ -32437,6 +32458,7 @@
     <w:rsid w:val="0041699F"/>
     <w:rsid w:val="00442A7F"/>
     <w:rsid w:val="0045519A"/>
+    <w:rsid w:val="004556FE"/>
     <w:rsid w:val="004558F6"/>
     <w:rsid w:val="00460782"/>
     <w:rsid w:val="004D7895"/>
@@ -32505,6 +32527,7 @@
     <w:rsid w:val="00A44511"/>
     <w:rsid w:val="00A9092F"/>
     <w:rsid w:val="00AC6568"/>
+    <w:rsid w:val="00AE431C"/>
     <w:rsid w:val="00AE63FD"/>
     <w:rsid w:val="00AF3821"/>
     <w:rsid w:val="00B279BA"/>
@@ -32549,6 +32572,7 @@
     <w:rsid w:val="00E86100"/>
     <w:rsid w:val="00E93865"/>
     <w:rsid w:val="00E97F93"/>
+    <w:rsid w:val="00EC7187"/>
     <w:rsid w:val="00ED0642"/>
     <w:rsid w:val="00EF6D39"/>
     <w:rsid w:val="00F2145B"/>
@@ -33005,7 +33029,7 @@
     <w:basedOn w:val="DefaultParagraphFont"/>
     <w:uiPriority w:val="99"/>
     <w:semiHidden/>
-    <w:rsid w:val="000C0763"/>
+    <w:rsid w:val="00EC7187"/>
     <w:rPr>
       <w:color w:val="808080"/>
     </w:rPr>
@@ -33262,6 +33286,20 @@
       <w:sz w:val="24"/>
       <w:szCs w:val="24"/>
       <w:lang w:eastAsia="zh-CN"/>
+      <w14:ligatures w14:val="standardContextual"/>
+    </w:rPr>
+  </w:style>
+  <w:style w:type="paragraph" w:customStyle="1" w:styleId="0B31996570DF427EB7D31E23EAD251C4">
+    <w:name w:val="0B31996570DF427EB7D31E23EAD251C4"/>
+    <w:rsid w:val="00EC7187"/>
+    <w:pPr>
+      <w:spacing w:after="160" w:line="278" w:lineRule="auto"/>
+    </w:pPr>
+    <w:rPr>
+      <w:kern w:val="2"/>
+      <w:sz w:val="24"/>
+      <w:szCs w:val="24"/>
+      <w:lang w:val="en-CA" w:eastAsia="zh-CN"/>
       <w14:ligatures w14:val="standardContextual"/>
     </w:rPr>
   </w:style>

--- a/server/templates/Date-GIWREF-Address-SMP-Comm-2022-A.docx
+++ b/server/templates/Date-GIWREF-Address-SMP-Comm-2022-A.docx
@@ -206,7 +206,7 @@
                 <w:sz w:val="20"/>
                 <w:lang w:val="en-US"/>
               </w:rPr>
-              <w:t>19 June 2026</w:t>
+              <w:t>22 June 2026</w:t>
             </w:r>
             <w:r>
               <w:rPr>
@@ -1744,11 +1744,11 @@
         <w:br w:type="page"/>
       </w:r>
     </w:p>
-    <w:bookmarkStart w:id="19" w:name="_Toc232515617" w:displacedByCustomXml="next"/>
-    <w:bookmarkStart w:id="20" w:name="_Toc209592307" w:displacedByCustomXml="next"/>
+    <w:bookmarkStart w:id="19" w:name="_Toc209555290" w:displacedByCustomXml="next"/>
+    <w:bookmarkStart w:id="20" w:name="_Toc209555543" w:displacedByCustomXml="next"/>
     <w:bookmarkStart w:id="21" w:name="_Toc209557015" w:displacedByCustomXml="next"/>
-    <w:bookmarkStart w:id="22" w:name="_Toc209555543" w:displacedByCustomXml="next"/>
-    <w:bookmarkStart w:id="23" w:name="_Toc209555290" w:displacedByCustomXml="next"/>
+    <w:bookmarkStart w:id="22" w:name="_Toc209592307" w:displacedByCustomXml="next"/>
+    <w:bookmarkStart w:id="23" w:name="_Toc232515617" w:displacedByCustomXml="next"/>
     <w:sdt>
       <w:sdtPr>
         <w:rPr>
@@ -3635,7 +3635,7 @@
         <w:t>[</w:t>
       </w:r>
       <w:r>
-        <w:t>XX</w:t>
+        <w:t>Total Retail</w:t>
       </w:r>
       <w:r>
         <w:t>]</w:t>
@@ -3647,7 +3647,7 @@
         <w:t>[</w:t>
       </w:r>
       <w:r>
-        <w:t>XX</w:t>
+        <w:t>Total Office</w:t>
       </w:r>
       <w:r>
         <w:t>]</w:t>
@@ -3659,7 +3659,7 @@
         <w:t>[</w:t>
       </w:r>
       <w:r>
-        <w:t>XX</w:t>
+        <w:t>Building Height</w:t>
       </w:r>
       <w:r>
         <w:t>]</w:t>
@@ -3705,13 +3705,7 @@
         <w:ind w:left="680"/>
       </w:pPr>
       <w:r>
-        <w:t>[</w:t>
-      </w:r>
-      <w:r>
-        <w:t>XX</w:t>
-      </w:r>
-      <w:r>
-        <w:t>]</w:t>
+        <w:t xml:space="preserve">[Total area retail] </w:t>
       </w:r>
       <w:r>
         <w:t>m</w:t>
@@ -3739,7 +3733,7 @@
         <w:t>[</w:t>
       </w:r>
       <w:r>
-        <w:t>XX</w:t>
+        <w:t>Total area office</w:t>
       </w:r>
       <w:r>
         <w:t>]</w:t>
@@ -3768,7 +3762,7 @@
         <w:t>[</w:t>
       </w:r>
       <w:r>
-        <w:t>XX</w:t>
+        <w:t>Sit area</w:t>
       </w:r>
       <w:r>
         <w:t>]</w:t>
@@ -3789,7 +3783,7 @@
         <w:t>[</w:t>
       </w:r>
       <w:r>
-        <w:t>XX</w:t>
+        <w:t>Distance to CBD</w:t>
       </w:r>
       <w:r>
         <w:t>]</w:t>
@@ -5633,7 +5627,7 @@
                 <w:sz w:val="24"/>
                 <w:szCs w:val="24"/>
               </w:rPr>
-              <w:t>XX</w:t>
+              <w:t>BESS score</w:t>
             </w:r>
             <w:r>
               <w:rPr>
@@ -6043,7 +6037,7 @@
                 <w:color w:val="000000"/>
               </w:rPr>
               <w:drawing>
-                <wp:anchor distT="0" distB="0" distL="114300" distR="114300" simplePos="0" relativeHeight="251738112" behindDoc="1" locked="0" layoutInCell="1" allowOverlap="1" wp14:anchorId="22787630" wp14:editId="1F8ABC50">
+                <wp:anchor distT="0" distB="0" distL="114300" distR="114300" simplePos="0" relativeHeight="251738112" behindDoc="1" locked="0" layoutInCell="1" allowOverlap="1" wp14:anchorId="22787630" wp14:editId="792178A2">
                   <wp:simplePos x="0" y="0"/>
                   <wp:positionH relativeFrom="column">
                     <wp:posOffset>77470</wp:posOffset>
@@ -6492,7 +6486,7 @@
                 <w:color w:val="000000"/>
               </w:rPr>
               <w:drawing>
-                <wp:anchor distT="0" distB="0" distL="114300" distR="114300" simplePos="0" relativeHeight="251739136" behindDoc="1" locked="0" layoutInCell="1" allowOverlap="1" wp14:anchorId="7055ECC5" wp14:editId="09D3DB24">
+                <wp:anchor distT="0" distB="0" distL="114300" distR="114300" simplePos="0" relativeHeight="251739136" behindDoc="1" locked="0" layoutInCell="1" allowOverlap="1" wp14:anchorId="7055ECC5" wp14:editId="15F87EB4">
                   <wp:simplePos x="0" y="0"/>
                   <wp:positionH relativeFrom="column">
                     <wp:posOffset>76200</wp:posOffset>
@@ -7332,7 +7326,7 @@
                 <w:color w:val="000000"/>
               </w:rPr>
               <w:drawing>
-                <wp:anchor distT="0" distB="0" distL="114300" distR="114300" simplePos="0" relativeHeight="251741184" behindDoc="1" locked="0" layoutInCell="1" allowOverlap="1" wp14:anchorId="63206793" wp14:editId="1D9C2212">
+                <wp:anchor distT="0" distB="0" distL="114300" distR="114300" simplePos="0" relativeHeight="251741184" behindDoc="1" locked="0" layoutInCell="1" allowOverlap="1" wp14:anchorId="63206793" wp14:editId="56ABC02E">
                   <wp:simplePos x="0" y="0"/>
                   <wp:positionH relativeFrom="column">
                     <wp:posOffset>91440</wp:posOffset>
@@ -8764,7 +8758,7 @@
                 <w:color w:val="auto"/>
                 <w:szCs w:val="22"/>
               </w:rPr>
-              <w:t>100</w:t>
+              <w:t>[Blue Factor score]</w:t>
             </w:r>
             <w:r>
               <w:rPr>
@@ -8802,7 +8796,19 @@
               <w:rPr>
                 <w:szCs w:val="22"/>
               </w:rPr>
-              <w:t xml:space="preserve"> [XX]</w:t>
+              <w:t xml:space="preserve"> [</w:t>
+            </w:r>
+            <w:r>
+              <w:rPr>
+                <w:szCs w:val="22"/>
+              </w:rPr>
+              <w:t>rainwater tank size</w:t>
+            </w:r>
+            <w:r>
+              <w:rPr>
+                <w:szCs w:val="22"/>
+              </w:rPr>
+              <w:t>]</w:t>
             </w:r>
             <w:r>
               <w:rPr>
@@ -8824,7 +8830,19 @@
               <w:rPr>
                 <w:szCs w:val="22"/>
               </w:rPr>
-              <w:t>Rainwater is to be collected from XX and directed into a ≥XXm2, minimum 1,150mm deep raingarden with 300mm of extended detention.</w:t>
+              <w:t>Rainwater is to be collected from XX and directed into a ≥</w:t>
+            </w:r>
+            <w:r>
+              <w:rPr>
+                <w:szCs w:val="22"/>
+              </w:rPr>
+              <w:t>[raingarden size]</w:t>
+            </w:r>
+            <w:r>
+              <w:rPr>
+                <w:szCs w:val="22"/>
+              </w:rPr>
+              <w:t>m2, minimum 1,150mm deep raingarden with 300mm of extended detention.</w:t>
             </w:r>
           </w:p>
           <w:bookmarkEnd w:id="67"/>
@@ -8979,12 +8997,14 @@
                     <w:rPr>
                       <w:noProof/>
                       <w:szCs w:val="22"/>
+                      <w:lang w:val="fr-FR"/>
                     </w:rPr>
                   </w:pPr>
                   <w:r>
                     <w:rPr>
                       <w:noProof/>
                       <w:szCs w:val="22"/>
+                      <w:lang w:val="fr-FR"/>
                     </w:rPr>
                     <w:t xml:space="preserve">WELS </w:t>
                   </w:r>
@@ -8992,6 +9012,7 @@
                     <w:rPr>
                       <w:noProof/>
                       <w:szCs w:val="22"/>
+                      <w:lang w:val="fr-FR"/>
                     </w:rPr>
                     <w:t>[</w:t>
                   </w:r>
@@ -8999,13 +9020,15 @@
                     <w:rPr>
                       <w:noProof/>
                       <w:szCs w:val="22"/>
+                      <w:lang w:val="fr-FR"/>
                     </w:rPr>
-                    <w:t>4</w:t>
+                    <w:t>Toilet WELS</w:t>
                   </w:r>
                   <w:r>
                     <w:rPr>
                       <w:noProof/>
                       <w:szCs w:val="22"/>
+                      <w:lang w:val="fr-FR"/>
                     </w:rPr>
                     <w:t>]</w:t>
                   </w:r>
@@ -9013,6 +9036,7 @@
                     <w:rPr>
                       <w:noProof/>
                       <w:szCs w:val="22"/>
+                      <w:lang w:val="fr-FR"/>
                     </w:rPr>
                     <w:t xml:space="preserve"> Star - Toilets</w:t>
                   </w:r>
@@ -9050,7 +9074,7 @@
                       <w:noProof/>
                       <w:szCs w:val="22"/>
                     </w:rPr>
-                    <w:t>5</w:t>
+                    <w:t>Taps WELS</w:t>
                   </w:r>
                   <w:r>
                     <w:rPr>
@@ -9106,7 +9130,7 @@
                       <w:noProof/>
                       <w:szCs w:val="22"/>
                     </w:rPr>
-                    <w:t>4</w:t>
+                    <w:t>Shower WELS</w:t>
                   </w:r>
                   <w:r>
                     <w:rPr>
@@ -9162,7 +9186,7 @@
                       <w:noProof/>
                       <w:szCs w:val="22"/>
                     </w:rPr>
-                    <w:t>5</w:t>
+                    <w:t>Dishwasher WELS</w:t>
                   </w:r>
                   <w:r>
                     <w:rPr>
@@ -9574,7 +9598,7 @@
               <w:rPr>
                 <w:szCs w:val="22"/>
               </w:rPr>
-              <w:t>XXX</w:t>
+              <w:t>rainwater tank size</w:t>
             </w:r>
             <w:r>
               <w:rPr>
@@ -9725,7 +9749,7 @@
                 <w:color w:val="auto"/>
                 <w:szCs w:val="22"/>
               </w:rPr>
-              <w:t xml:space="preserve">To ensure the efficient use of water and to reduce total operating potable water use through encouraging water efficient </w:t>
+              <w:t xml:space="preserve">To ensure the efficient use of water and to reduce total operating potable water use through </w:t>
             </w:r>
             <w:r>
               <w:rPr>
@@ -9733,7 +9757,7 @@
                 <w:szCs w:val="22"/>
               </w:rPr>
               <w:lastRenderedPageBreak/>
-              <w:t>landscape design.</w:t>
+              <w:t>encouraging water efficient landscape design.</w:t>
             </w:r>
           </w:p>
         </w:tc>
@@ -9761,7 +9785,6 @@
               <w:sdtPr>
                 <w:rPr>
                   <w:b/>
-                  <w:szCs w:val="22"/>
                 </w:rPr>
                 <w:alias w:val="Irrigation"/>
                 <w:tag w:val="Irrigation"/>
@@ -10657,7 +10680,19 @@
               <w:rPr>
                 <w:szCs w:val="22"/>
               </w:rPr>
-              <w:t>[XX]</w:t>
+              <w:t>[</w:t>
+            </w:r>
+            <w:r>
+              <w:rPr>
+                <w:szCs w:val="22"/>
+              </w:rPr>
+              <w:t>Hot water</w:t>
+            </w:r>
+            <w:r>
+              <w:rPr>
+                <w:szCs w:val="22"/>
+              </w:rPr>
+              <w:t>]</w:t>
             </w:r>
           </w:p>
         </w:tc>
@@ -11062,7 +11097,7 @@
                 <w:color w:val="auto"/>
                 <w:szCs w:val="22"/>
               </w:rPr>
-              <w:t>XX</w:t>
+              <w:t>Solar PV</w:t>
             </w:r>
             <w:r>
               <w:rPr>
@@ -11098,7 +11133,7 @@
                 <w:color w:val="auto"/>
                 <w:szCs w:val="22"/>
               </w:rPr>
-              <w:t>XX</w:t>
+              <w:t>Solar output</w:t>
             </w:r>
             <w:r>
               <w:rPr>
@@ -11209,6 +11244,7 @@
       <w:bookmarkStart w:id="77" w:name="_Toc232515630"/>
       <w:bookmarkEnd w:id="75"/>
       <w:r>
+        <w:lastRenderedPageBreak/>
         <w:t>Indoor Environment Quality</w:t>
       </w:r>
       <w:bookmarkEnd w:id="61"/>
@@ -11580,7 +11616,13 @@
               <w:jc w:val="both"/>
             </w:pPr>
             <w:r>
-              <w:t>[XX]</w:t>
+              <w:t>[</w:t>
+            </w:r>
+            <w:r>
+              <w:t>Ventilation Non-Resi</w:t>
+            </w:r>
+            <w:r>
+              <w:t>]</w:t>
             </w:r>
           </w:p>
           <w:p>
@@ -11694,25 +11736,7 @@
               <w:rPr>
                 <w:szCs w:val="22"/>
               </w:rPr>
-              <w:t>XXX</w:t>
-            </w:r>
-            <w:r>
-              <w:rPr>
-                <w:szCs w:val="22"/>
-              </w:rPr>
-              <w:t>.</w:t>
-            </w:r>
-          </w:p>
-          <w:p>
-            <w:pPr>
-              <w:pStyle w:val="ListBullet"/>
-              <w:jc w:val="both"/>
-              <w:rPr>
-                <w:szCs w:val="22"/>
-              </w:rPr>
-            </w:pPr>
-            <w:r>
-              <w:t>XXX.</w:t>
+              <w:t>[Shading]</w:t>
             </w:r>
           </w:p>
         </w:tc>
@@ -11776,7 +11800,7 @@
               <w:rPr>
                 <w:szCs w:val="22"/>
               </w:rPr>
-              <w:t>XX</w:t>
+              <w:t>Fans</w:t>
             </w:r>
             <w:r>
               <w:rPr>
@@ -11999,6 +12023,7 @@
       <w:bookmarkStart w:id="83" w:name="_Toc232515631"/>
       <w:bookmarkEnd w:id="78"/>
       <w:r>
+        <w:lastRenderedPageBreak/>
         <w:t>Transport</w:t>
       </w:r>
       <w:bookmarkEnd w:id="80"/>
@@ -12254,7 +12279,7 @@
               <w:rPr>
                 <w:szCs w:val="22"/>
               </w:rPr>
-              <w:t>XX</w:t>
+              <w:t>Employee bikes</w:t>
             </w:r>
             <w:r>
               <w:rPr>
@@ -12308,7 +12333,7 @@
               <w:rPr>
                 <w:szCs w:val="22"/>
               </w:rPr>
-              <w:t>XX</w:t>
+              <w:t>visitor bikes</w:t>
             </w:r>
             <w:r>
               <w:rPr>
@@ -12435,7 +12460,7 @@
               <w:rPr>
                 <w:szCs w:val="22"/>
               </w:rPr>
-              <w:t>XX</w:t>
+              <w:t>EOT showers</w:t>
             </w:r>
             <w:r>
               <w:rPr>
@@ -12459,7 +12484,7 @@
               <w:rPr>
                 <w:szCs w:val="22"/>
               </w:rPr>
-              <w:t>XX</w:t>
+              <w:t>EOT lockers</w:t>
             </w:r>
             <w:r>
               <w:rPr>
@@ -12684,7 +12709,15 @@
                 <w:rFonts w:cs="Times New Roman"/>
                 <w:szCs w:val="22"/>
               </w:rPr>
-              <w:t>To minimise car dependency and to ensure that the built environment is designed to promote the use of public transport, walking and cycling.</w:t>
+              <w:t xml:space="preserve">To minimise car dependency and to ensure that the built environment is designed to </w:t>
+            </w:r>
+            <w:r>
+              <w:rPr>
+                <w:rFonts w:cs="Times New Roman"/>
+                <w:szCs w:val="22"/>
+              </w:rPr>
+              <w:lastRenderedPageBreak/>
+              <w:t>promote the use of public transport, walking and cycling.</w:t>
             </w:r>
           </w:p>
         </w:tc>
@@ -12711,6 +12744,7 @@
               <w:rPr>
                 <w:szCs w:val="22"/>
               </w:rPr>
+              <w:lastRenderedPageBreak/>
               <w:t xml:space="preserve">The proposed development will incorporate a dedicated car parking space for car sharing. </w:t>
             </w:r>
           </w:p>
@@ -12807,7 +12841,19 @@
               <w:rPr>
                 <w:szCs w:val="22"/>
               </w:rPr>
-              <w:t>[XX]</w:t>
+              <w:t>[</w:t>
+            </w:r>
+            <w:r>
+              <w:rPr>
+                <w:szCs w:val="22"/>
+              </w:rPr>
+              <w:t>Motorbikes</w:t>
+            </w:r>
+            <w:r>
+              <w:rPr>
+                <w:szCs w:val="22"/>
+              </w:rPr>
+              <w:t>]</w:t>
             </w:r>
             <w:r>
               <w:rPr>
@@ -12844,6 +12890,7 @@
       </w:pPr>
       <w:bookmarkStart w:id="91" w:name="_Toc232515632"/>
       <w:r>
+        <w:lastRenderedPageBreak/>
         <w:t>Materials</w:t>
       </w:r>
       <w:bookmarkEnd w:id="87"/>
@@ -13568,6 +13615,7 @@
       </w:pPr>
       <w:bookmarkStart w:id="92" w:name="_Toc232515633"/>
       <w:r>
+        <w:lastRenderedPageBreak/>
         <w:t>Waste</w:t>
       </w:r>
       <w:bookmarkEnd w:id="88"/>
@@ -14182,6 +14230,7 @@
       </w:pPr>
       <w:bookmarkStart w:id="98" w:name="_Toc232515634"/>
       <w:r>
+        <w:lastRenderedPageBreak/>
         <w:t>Urban Ecology</w:t>
       </w:r>
       <w:bookmarkEnd w:id="95"/>
@@ -14482,7 +14531,7 @@
               <w:rPr>
                 <w:szCs w:val="22"/>
               </w:rPr>
-              <w:t>XX</w:t>
+              <w:t>Communal area</w:t>
             </w:r>
             <w:r>
               <w:rPr>
@@ -14680,7 +14729,7 @@
               <w:rPr>
                 <w:szCs w:val="22"/>
               </w:rPr>
-              <w:t>XX</w:t>
+              <w:t>Vegetation</w:t>
             </w:r>
             <w:r>
               <w:rPr>
@@ -14921,7 +14970,7 @@
               <w:rPr>
                 <w:szCs w:val="22"/>
               </w:rPr>
-              <w:t>XX</w:t>
+              <w:t>Food production</w:t>
             </w:r>
             <w:r>
               <w:rPr>
@@ -15096,6 +15145,7 @@
       <w:bookmarkStart w:id="104" w:name="_Toc46738712"/>
       <w:bookmarkStart w:id="105" w:name="_Toc232515635"/>
       <w:r>
+        <w:lastRenderedPageBreak/>
         <w:t>Innovation</w:t>
       </w:r>
       <w:bookmarkEnd w:id="102"/>
@@ -15576,6 +15626,7 @@
       <w:bookmarkStart w:id="106" w:name="WSUD_Appendix"/>
       <w:bookmarkStart w:id="107" w:name="_Toc232515636"/>
       <w:r>
+        <w:lastRenderedPageBreak/>
         <w:t xml:space="preserve">Appendix </w:t>
       </w:r>
       <w:r>
@@ -15736,16 +15787,10 @@
         <w:t>Rainwater is to be collected from XX and directed into the</w:t>
       </w:r>
       <w:r>
-        <w:t xml:space="preserve"> [XX]</w:t>
-      </w:r>
-      <w:r>
-        <w:t xml:space="preserve"> litre rainwater tank. XX </w:t>
-      </w:r>
-      <w:r>
-        <w:t>WCs</w:t>
-      </w:r>
-      <w:r>
-        <w:t xml:space="preserve"> are to be connected to the rainwater tank.</w:t>
+        <w:t xml:space="preserve"> [rainwater tank size]</w:t>
+      </w:r>
+      <w:r>
+        <w:t xml:space="preserve"> litre rainwater tank. XX WC’s are to be connected to the rainwater tank.</w:t>
       </w:r>
     </w:p>
     <w:p>
@@ -15836,6 +15881,7 @@
         <w:pStyle w:val="Heading3"/>
       </w:pPr>
       <w:r>
+        <w:lastRenderedPageBreak/>
         <w:t>WSUD Strategy</w:t>
       </w:r>
     </w:p>
@@ -15863,7 +15909,7 @@
         <w:rPr>
           <w:highlight w:val="yellow"/>
         </w:rPr>
-        <w:t>XX</w:t>
+        <w:t>rainwater tank size</w:t>
       </w:r>
       <w:r>
         <w:rPr>
@@ -16101,7 +16147,19 @@
         <w:rPr>
           <w:highlight w:val="yellow"/>
         </w:rPr>
-        <w:t>a ≥XXm</w:t>
+        <w:t>a ≥</w:t>
+      </w:r>
+      <w:r>
+        <w:rPr>
+          <w:highlight w:val="yellow"/>
+        </w:rPr>
+        <w:t>[raingarden size]</w:t>
+      </w:r>
+      <w:r>
+        <w:rPr>
+          <w:highlight w:val="yellow"/>
+        </w:rPr>
+        <w:t>m</w:t>
       </w:r>
       <w:r>
         <w:rPr>
@@ -16305,6 +16363,7 @@
         <w:pStyle w:val="Heading3"/>
       </w:pPr>
       <w:r>
+        <w:lastRenderedPageBreak/>
         <w:t>Rainwater Reuse</w:t>
       </w:r>
     </w:p>
@@ -16327,6 +16386,7 @@
         <w:pStyle w:val="Heading3"/>
       </w:pPr>
       <w:r>
+        <w:lastRenderedPageBreak/>
         <w:t>Site Management Statement</w:t>
       </w:r>
     </w:p>
@@ -17049,6 +17109,7 @@
     </w:p>
     <w:p>
       <w:r>
+        <w:lastRenderedPageBreak/>
         <w:t>The following maintenance requirements are to be programmed to ensure the raingarden operates effectively:</w:t>
       </w:r>
     </w:p>
@@ -17800,6 +17861,7 @@
         <w:pStyle w:val="Heading3"/>
       </w:pPr>
       <w:r>
+        <w:lastRenderedPageBreak/>
         <w:t>Blue Factor Report</w:t>
       </w:r>
     </w:p>
@@ -17829,6 +17891,7 @@
       <w:bookmarkStart w:id="111" w:name="JV3_appendix"/>
       <w:bookmarkStart w:id="112" w:name="_Toc232515637"/>
       <w:r>
+        <w:lastRenderedPageBreak/>
         <w:t xml:space="preserve">Appendix </w:t>
       </w:r>
       <w:r>
@@ -20597,6 +20660,7 @@
                 <w:rFonts w:cs="Tahoma"/>
                 <w:b w:val="0"/>
               </w:rPr>
+              <w:lastRenderedPageBreak/>
               <w:t>Infiltration</w:t>
             </w:r>
           </w:p>
@@ -21722,6 +21786,7 @@
           <w:rFonts w:ascii="Roboto" w:hAnsi="Roboto"/>
           <w:color w:val="00602B" w:themeColor="text2"/>
         </w:rPr>
+        <w:lastRenderedPageBreak/>
         <w:t>Activity Profiles</w:t>
       </w:r>
       <w:bookmarkEnd w:id="121"/>
@@ -23272,6 +23337,7 @@
       <w:bookmarkStart w:id="126" w:name="Renewble_Appendix"/>
       <w:bookmarkStart w:id="127" w:name="_Toc232515638"/>
       <w:r>
+        <w:lastRenderedPageBreak/>
         <w:t>Appendix X – Renewable Energy</w:t>
       </w:r>
       <w:bookmarkEnd w:id="126"/>
@@ -23426,6 +23492,7 @@
       <w:bookmarkStart w:id="128" w:name="Daylight_Appendix"/>
       <w:bookmarkStart w:id="129" w:name="_Toc232515639"/>
       <w:r>
+        <w:lastRenderedPageBreak/>
         <w:t>Appendix X – Daylight Modelling</w:t>
       </w:r>
       <w:bookmarkEnd w:id="128"/>
@@ -23717,6 +23784,7 @@
         <w:jc w:val="both"/>
       </w:pPr>
       <w:r>
+        <w:lastRenderedPageBreak/>
         <w:t>Modelling Assumptions</w:t>
       </w:r>
     </w:p>
@@ -25086,6 +25154,7 @@
         <w:pStyle w:val="Heading3"/>
       </w:pPr>
       <w:r>
+        <w:lastRenderedPageBreak/>
         <w:t>Daylight Results – Visual</w:t>
       </w:r>
     </w:p>
@@ -26089,6 +26158,7 @@
       </w:pPr>
       <w:bookmarkStart w:id="133" w:name="_Toc232515641"/>
       <w:r>
+        <w:lastRenderedPageBreak/>
         <w:t>Appendix X – BESS Assessment</w:t>
       </w:r>
       <w:bookmarkEnd w:id="133"/>
@@ -32018,6 +32088,7 @@
     <w:pitch w:val="default"/>
   </w:font>
   <w:font w:name="Roboto">
+    <w:altName w:val="Arial"/>
     <w:panose1 w:val="02000000000000000000"/>
     <w:charset w:val="00"/>
     <w:family w:val="auto"/>
@@ -32416,6 +32487,7 @@
     <w:rsid w:val="00022123"/>
     <w:rsid w:val="0002364D"/>
     <w:rsid w:val="000237AA"/>
+    <w:rsid w:val="00026260"/>
     <w:rsid w:val="00076F93"/>
     <w:rsid w:val="0008015E"/>
     <w:rsid w:val="00093550"/>
@@ -32437,6 +32509,7 @@
     <w:rsid w:val="0024754E"/>
     <w:rsid w:val="002476EF"/>
     <w:rsid w:val="00280C54"/>
+    <w:rsid w:val="002870BB"/>
     <w:rsid w:val="00290A49"/>
     <w:rsid w:val="002A472F"/>
     <w:rsid w:val="002A4853"/>
@@ -32445,6 +32518,7 @@
     <w:rsid w:val="003031C4"/>
     <w:rsid w:val="003060D1"/>
     <w:rsid w:val="00306410"/>
+    <w:rsid w:val="003205ED"/>
     <w:rsid w:val="00323014"/>
     <w:rsid w:val="00331DA1"/>
     <w:rsid w:val="00355486"/>

--- a/server/templates/Date-GIWREF-Address-SMP-Comm-2022-A.docx
+++ b/server/templates/Date-GIWREF-Address-SMP-Comm-2022-A.docx
@@ -3762,7 +3762,13 @@
         <w:t>[</w:t>
       </w:r>
       <w:r>
-        <w:t>Sit area</w:t>
+        <w:t>Sit</w:t>
+      </w:r>
+      <w:r>
+        <w:t>e</w:t>
+      </w:r>
+      <w:r>
+        <w:t xml:space="preserve"> area</w:t>
       </w:r>
       <w:r>
         <w:t>]</w:t>
@@ -6037,7 +6043,7 @@
                 <w:color w:val="000000"/>
               </w:rPr>
               <w:drawing>
-                <wp:anchor distT="0" distB="0" distL="114300" distR="114300" simplePos="0" relativeHeight="251738112" behindDoc="1" locked="0" layoutInCell="1" allowOverlap="1" wp14:anchorId="22787630" wp14:editId="792178A2">
+                <wp:anchor distT="0" distB="0" distL="114300" distR="114300" simplePos="0" relativeHeight="251738112" behindDoc="1" locked="0" layoutInCell="1" allowOverlap="1" wp14:anchorId="22787630" wp14:editId="0C16F857">
                   <wp:simplePos x="0" y="0"/>
                   <wp:positionH relativeFrom="column">
                     <wp:posOffset>77470</wp:posOffset>
@@ -6486,7 +6492,7 @@
                 <w:color w:val="000000"/>
               </w:rPr>
               <w:drawing>
-                <wp:anchor distT="0" distB="0" distL="114300" distR="114300" simplePos="0" relativeHeight="251739136" behindDoc="1" locked="0" layoutInCell="1" allowOverlap="1" wp14:anchorId="7055ECC5" wp14:editId="15F87EB4">
+                <wp:anchor distT="0" distB="0" distL="114300" distR="114300" simplePos="0" relativeHeight="251739136" behindDoc="1" locked="0" layoutInCell="1" allowOverlap="1" wp14:anchorId="7055ECC5" wp14:editId="1AC82A99">
                   <wp:simplePos x="0" y="0"/>
                   <wp:positionH relativeFrom="column">
                     <wp:posOffset>76200</wp:posOffset>
@@ -7326,7 +7332,7 @@
                 <w:color w:val="000000"/>
               </w:rPr>
               <w:drawing>
-                <wp:anchor distT="0" distB="0" distL="114300" distR="114300" simplePos="0" relativeHeight="251741184" behindDoc="1" locked="0" layoutInCell="1" allowOverlap="1" wp14:anchorId="63206793" wp14:editId="56ABC02E">
+                <wp:anchor distT="0" distB="0" distL="114300" distR="114300" simplePos="0" relativeHeight="251741184" behindDoc="1" locked="0" layoutInCell="1" allowOverlap="1" wp14:anchorId="63206793" wp14:editId="7AFEC493">
                   <wp:simplePos x="0" y="0"/>
                   <wp:positionH relativeFrom="column">
                     <wp:posOffset>91440</wp:posOffset>
@@ -8289,30 +8295,36 @@
             <w:pPr>
               <w:spacing w:before="0" w:after="0" w:line="240" w:lineRule="auto"/>
               <w:jc w:val="both"/>
-              <w:rPr>
-                <w:szCs w:val="22"/>
-              </w:rPr>
             </w:pPr>
             <w:bookmarkStart w:id="63" w:name="Metering"/>
             <w:r>
               <w:rPr>
                 <w:szCs w:val="22"/>
               </w:rPr>
-              <w:t>Electricity, cold water, hot water or gas metering is to be provided to each individual</w:t>
-            </w:r>
-            <w:r>
-              <w:rPr>
-                <w:szCs w:val="22"/>
-              </w:rPr>
-              <w:t xml:space="preserve"> </w:t>
-            </w:r>
-            <w:r>
-              <w:rPr>
-                <w:szCs w:val="22"/>
-              </w:rPr>
-              <w:t>commercial tenancy.</w:t>
+              <w:t>.</w:t>
             </w:r>
             <w:bookmarkEnd w:id="63"/>
+            <w:r>
+              <w:t xml:space="preserve">Electricity and cold water metering is to be provided to each individual commercial tenancy. </w:t>
+            </w:r>
+          </w:p>
+          <w:p>
+            <w:pPr>
+              <w:spacing w:before="0" w:after="0" w:line="240" w:lineRule="auto"/>
+              <w:jc w:val="both"/>
+            </w:pPr>
+          </w:p>
+          <w:p>
+            <w:pPr>
+              <w:spacing w:before="0" w:after="0" w:line="240" w:lineRule="auto"/>
+              <w:jc w:val="both"/>
+              <w:rPr>
+                <w:szCs w:val="22"/>
+              </w:rPr>
+            </w:pPr>
+            <w:r>
+              <w:t xml:space="preserve">Gas metering is to be provided to each individual tenancy requiring a gas connection. </w:t>
+            </w:r>
           </w:p>
           <w:p>
             <w:pPr>
@@ -8790,7 +8802,19 @@
               <w:rPr>
                 <w:szCs w:val="22"/>
               </w:rPr>
-              <w:t>Rainwater is to be collected from XX and directed into the</w:t>
+              <w:t xml:space="preserve">Rainwater is to be collected from </w:t>
+            </w:r>
+            <w:r>
+              <w:rPr>
+                <w:szCs w:val="22"/>
+              </w:rPr>
+              <w:t>[collection area]m2</w:t>
+            </w:r>
+            <w:r>
+              <w:rPr>
+                <w:szCs w:val="22"/>
+              </w:rPr>
+              <w:t xml:space="preserve"> and directed into the</w:t>
             </w:r>
             <w:r>
               <w:rPr>
@@ -11111,7 +11135,7 @@
                 <w:color w:val="auto"/>
                 <w:szCs w:val="22"/>
               </w:rPr>
-              <w:t>kW Solar PV system is to be located on the roof</w:t>
+              <w:t xml:space="preserve"> Solar PV system is to be located on the roof</w:t>
             </w:r>
             <w:bookmarkEnd w:id="74"/>
             <w:r>
@@ -32496,18 +32520,24 @@
     <w:rsid w:val="000C5DEB"/>
     <w:rsid w:val="000C608A"/>
     <w:rsid w:val="00110829"/>
+    <w:rsid w:val="00121120"/>
     <w:rsid w:val="00165C8A"/>
     <w:rsid w:val="00173595"/>
+    <w:rsid w:val="00176EDE"/>
+    <w:rsid w:val="00183D0F"/>
     <w:rsid w:val="00185259"/>
     <w:rsid w:val="00185649"/>
     <w:rsid w:val="001A0A47"/>
+    <w:rsid w:val="001A12EE"/>
     <w:rsid w:val="001C472D"/>
+    <w:rsid w:val="001C7477"/>
     <w:rsid w:val="001D69DF"/>
     <w:rsid w:val="001E0610"/>
     <w:rsid w:val="001F5737"/>
     <w:rsid w:val="001F774D"/>
     <w:rsid w:val="0024754E"/>
     <w:rsid w:val="002476EF"/>
+    <w:rsid w:val="002737D6"/>
     <w:rsid w:val="00280C54"/>
     <w:rsid w:val="002870BB"/>
     <w:rsid w:val="00290A49"/>
@@ -32571,6 +32601,7 @@
     <w:rsid w:val="007A14EE"/>
     <w:rsid w:val="007C3CD0"/>
     <w:rsid w:val="007D590A"/>
+    <w:rsid w:val="007D7968"/>
     <w:rsid w:val="007E3957"/>
     <w:rsid w:val="00802299"/>
     <w:rsid w:val="0080274C"/>
@@ -32618,6 +32649,7 @@
     <w:rsid w:val="00C56DB8"/>
     <w:rsid w:val="00C633E8"/>
     <w:rsid w:val="00C67CAB"/>
+    <w:rsid w:val="00C73375"/>
     <w:rsid w:val="00C820F1"/>
     <w:rsid w:val="00C862C5"/>
     <w:rsid w:val="00CA5D56"/>
@@ -32632,6 +32664,7 @@
     <w:rsid w:val="00D62CF1"/>
     <w:rsid w:val="00D90360"/>
     <w:rsid w:val="00D9516F"/>
+    <w:rsid w:val="00DB4193"/>
     <w:rsid w:val="00DC46E6"/>
     <w:rsid w:val="00DD0D93"/>
     <w:rsid w:val="00DD19AB"/>
@@ -32640,6 +32673,7 @@
     <w:rsid w:val="00DE7BBD"/>
     <w:rsid w:val="00E16C94"/>
     <w:rsid w:val="00E200AD"/>
+    <w:rsid w:val="00E465A9"/>
     <w:rsid w:val="00E6177B"/>
     <w:rsid w:val="00E6320A"/>
     <w:rsid w:val="00E81A95"/>
@@ -33103,7 +33137,7 @@
     <w:basedOn w:val="DefaultParagraphFont"/>
     <w:uiPriority w:val="99"/>
     <w:semiHidden/>
-    <w:rsid w:val="00EC7187"/>
+    <w:rsid w:val="00121120"/>
     <w:rPr>
       <w:color w:val="808080"/>
     </w:rPr>

--- a/server/templates/Date-GIWREF-Address-SMP-Comm-2022-A.docx
+++ b/server/templates/Date-GIWREF-Address-SMP-Comm-2022-A.docx
@@ -6043,7 +6043,7 @@
                 <w:color w:val="000000"/>
               </w:rPr>
               <w:drawing>
-                <wp:anchor distT="0" distB="0" distL="114300" distR="114300" simplePos="0" relativeHeight="251738112" behindDoc="1" locked="0" layoutInCell="1" allowOverlap="1" wp14:anchorId="22787630" wp14:editId="0C16F857">
+                <wp:anchor distT="0" distB="0" distL="114300" distR="114300" simplePos="0" relativeHeight="251738112" behindDoc="1" locked="0" layoutInCell="1" allowOverlap="1" wp14:anchorId="22787630" wp14:editId="3D5BAA35">
                   <wp:simplePos x="0" y="0"/>
                   <wp:positionH relativeFrom="column">
                     <wp:posOffset>77470</wp:posOffset>
@@ -6492,7 +6492,7 @@
                 <w:color w:val="000000"/>
               </w:rPr>
               <w:drawing>
-                <wp:anchor distT="0" distB="0" distL="114300" distR="114300" simplePos="0" relativeHeight="251739136" behindDoc="1" locked="0" layoutInCell="1" allowOverlap="1" wp14:anchorId="7055ECC5" wp14:editId="1AC82A99">
+                <wp:anchor distT="0" distB="0" distL="114300" distR="114300" simplePos="0" relativeHeight="251739136" behindDoc="1" locked="0" layoutInCell="1" allowOverlap="1" wp14:anchorId="7055ECC5" wp14:editId="2908456A">
                   <wp:simplePos x="0" y="0"/>
                   <wp:positionH relativeFrom="column">
                     <wp:posOffset>76200</wp:posOffset>
@@ -7332,7 +7332,7 @@
                 <w:color w:val="000000"/>
               </w:rPr>
               <w:drawing>
-                <wp:anchor distT="0" distB="0" distL="114300" distR="114300" simplePos="0" relativeHeight="251741184" behindDoc="1" locked="0" layoutInCell="1" allowOverlap="1" wp14:anchorId="63206793" wp14:editId="7AFEC493">
+                <wp:anchor distT="0" distB="0" distL="114300" distR="114300" simplePos="0" relativeHeight="251741184" behindDoc="1" locked="0" layoutInCell="1" allowOverlap="1" wp14:anchorId="63206793" wp14:editId="2FB40A9F">
                   <wp:simplePos x="0" y="0"/>
                   <wp:positionH relativeFrom="column">
                     <wp:posOffset>91440</wp:posOffset>
@@ -10309,7 +10309,7 @@
                 <w:bCs/>
                 <w:szCs w:val="22"/>
               </w:rPr>
-              <w:t>XX</w:t>
+              <w:t>improvement</w:t>
             </w:r>
             <w:r>
               <w:rPr>
@@ -10357,7 +10357,6 @@
               <w:jc w:val="both"/>
               <w:rPr>
                 <w:bCs/>
-                <w:szCs w:val="22"/>
               </w:rPr>
             </w:pPr>
             <w:r>
@@ -10421,6 +10420,111 @@
                 <w:bCs/>
               </w:rPr>
               <w:fldChar w:fldCharType="end"/>
+            </w:r>
+          </w:p>
+          <w:p>
+            <w:pPr>
+              <w:spacing w:before="120" w:after="120"/>
+              <w:rPr>
+                <w:bCs/>
+                <w:szCs w:val="22"/>
+              </w:rPr>
+            </w:pPr>
+            <w:bookmarkStart w:id="73" w:name="Thermal_Envelope"/>
+            <w:r>
+              <w:rPr>
+                <w:bCs/>
+                <w:szCs w:val="22"/>
+              </w:rPr>
+              <w:t>A</w:t>
+            </w:r>
+            <w:r>
+              <w:rPr>
+                <w:bCs/>
+                <w:szCs w:val="22"/>
+              </w:rPr>
+              <w:t xml:space="preserve">ll exposed floors and ceilings (forming part of the envelope) </w:t>
+            </w:r>
+            <w:r>
+              <w:rPr>
+                <w:bCs/>
+                <w:szCs w:val="22"/>
+              </w:rPr>
+              <w:t xml:space="preserve">to </w:t>
+            </w:r>
+            <w:r>
+              <w:rPr>
+                <w:bCs/>
+                <w:szCs w:val="22"/>
+              </w:rPr>
+              <w:t>demonstrate a minimum 10% improvement in required NCC2022 insulation levels</w:t>
+            </w:r>
+            <w:r>
+              <w:rPr>
+                <w:bCs/>
+                <w:szCs w:val="22"/>
+              </w:rPr>
+              <w:t>.</w:t>
+            </w:r>
+          </w:p>
+          <w:bookmarkEnd w:id="73"/>
+          <w:p>
+            <w:pPr>
+              <w:spacing w:before="0" w:after="0"/>
+              <w:jc w:val="both"/>
+              <w:rPr>
+                <w:bCs/>
+                <w:szCs w:val="22"/>
+              </w:rPr>
+            </w:pPr>
+            <w:r>
+              <w:rPr>
+                <w:bCs/>
+                <w:szCs w:val="22"/>
+              </w:rPr>
+              <w:t>A</w:t>
+            </w:r>
+            <w:r>
+              <w:rPr>
+                <w:bCs/>
+                <w:szCs w:val="22"/>
+              </w:rPr>
+              <w:t xml:space="preserve">ll wall and glazing </w:t>
+            </w:r>
+            <w:r>
+              <w:rPr>
+                <w:bCs/>
+                <w:szCs w:val="22"/>
+              </w:rPr>
+              <w:t xml:space="preserve">are to </w:t>
+            </w:r>
+            <w:r>
+              <w:rPr>
+                <w:bCs/>
+                <w:szCs w:val="22"/>
+              </w:rPr>
+              <w:t>meet the required NCC2022 facade calculator (or better than the total allowance)</w:t>
+            </w:r>
+            <w:r>
+              <w:rPr>
+                <w:bCs/>
+                <w:szCs w:val="22"/>
+              </w:rPr>
+              <w:t xml:space="preserve">. Refer Appendix </w:t>
+            </w:r>
+            <w:r>
+              <w:rPr>
+                <w:bCs/>
+                <w:szCs w:val="22"/>
+              </w:rPr>
+              <w:t>X</w:t>
+            </w:r>
+            <w:r>
+              <w:rPr>
+                <w:bCs/>
+                <w:szCs w:val="22"/>
+              </w:rPr>
+              <w:t xml:space="preserve"> – Preliminary J4D6 BCA 2022 Façade Calculator</w:t>
             </w:r>
           </w:p>
         </w:tc>
@@ -10692,14 +10796,14 @@
                 <w:szCs w:val="22"/>
               </w:rPr>
             </w:pPr>
-            <w:bookmarkStart w:id="73" w:name="Hot_Water"/>
+            <w:bookmarkStart w:id="74" w:name="Hot_Water"/>
             <w:r>
               <w:rPr>
                 <w:szCs w:val="22"/>
               </w:rPr>
               <w:t xml:space="preserve">The development is to utilise </w:t>
             </w:r>
-            <w:bookmarkEnd w:id="73"/>
+            <w:bookmarkEnd w:id="74"/>
             <w:r>
               <w:rPr>
                 <w:szCs w:val="22"/>
@@ -11101,7 +11205,7 @@
                 <w:szCs w:val="22"/>
               </w:rPr>
             </w:pPr>
-            <w:bookmarkStart w:id="74" w:name="PV"/>
+            <w:bookmarkStart w:id="75" w:name="PV"/>
             <w:r>
               <w:rPr>
                 <w:color w:val="auto"/>
@@ -11137,7 +11241,7 @@
               </w:rPr>
               <w:t xml:space="preserve"> Solar PV system is to be located on the roof</w:t>
             </w:r>
-            <w:bookmarkEnd w:id="74"/>
+            <w:bookmarkEnd w:id="75"/>
             <w:r>
               <w:rPr>
                 <w:color w:val="auto"/>
@@ -11250,7 +11354,7 @@
       </w:tr>
     </w:tbl>
     <w:p>
-      <w:bookmarkStart w:id="75" w:name="_Toc46738707"/>
+      <w:bookmarkStart w:id="76" w:name="_Toc46738707"/>
     </w:p>
     <w:p>
       <w:pPr>
@@ -11264,17 +11368,17 @@
       <w:pPr>
         <w:pStyle w:val="Heading2"/>
       </w:pPr>
-      <w:bookmarkStart w:id="76" w:name="_Toc46738708"/>
-      <w:bookmarkStart w:id="77" w:name="_Toc232515630"/>
-      <w:bookmarkEnd w:id="75"/>
+      <w:bookmarkStart w:id="77" w:name="_Toc46738708"/>
+      <w:bookmarkStart w:id="78" w:name="_Toc232515630"/>
+      <w:bookmarkEnd w:id="76"/>
       <w:r>
         <w:lastRenderedPageBreak/>
         <w:t>Indoor Environment Quality</w:t>
       </w:r>
       <w:bookmarkEnd w:id="61"/>
       <w:bookmarkEnd w:id="62"/>
-      <w:bookmarkEnd w:id="76"/>
       <w:bookmarkEnd w:id="77"/>
+      <w:bookmarkEnd w:id="78"/>
     </w:p>
     <w:p>
       <w:pPr>
@@ -11355,7 +11459,7 @@
                 <w:szCs w:val="22"/>
               </w:rPr>
             </w:pPr>
-            <w:bookmarkStart w:id="78" w:name="_Toc461726280"/>
+            <w:bookmarkStart w:id="79" w:name="_Toc461726280"/>
             <w:r>
               <w:rPr>
                 <w:rFonts w:ascii="Roboto" w:hAnsi="Roboto"/>
@@ -11521,7 +11625,7 @@
                 <w:szCs w:val="22"/>
               </w:rPr>
             </w:pPr>
-            <w:bookmarkStart w:id="79" w:name="Daylight_NonRes"/>
+            <w:bookmarkStart w:id="80" w:name="Daylight_NonRes"/>
             <w:r>
               <w:rPr>
                 <w:szCs w:val="22"/>
@@ -11552,7 +11656,7 @@
               </w:rPr>
               <w:t>% of the nominated area.</w:t>
             </w:r>
-            <w:bookmarkEnd w:id="79"/>
+            <w:bookmarkEnd w:id="80"/>
           </w:p>
         </w:tc>
       </w:tr>
@@ -12041,19 +12145,19 @@
       <w:pPr>
         <w:pStyle w:val="Heading2"/>
       </w:pPr>
-      <w:bookmarkStart w:id="80" w:name="_Toc461726283"/>
-      <w:bookmarkStart w:id="81" w:name="_Toc462823801"/>
-      <w:bookmarkStart w:id="82" w:name="_Toc46738709"/>
-      <w:bookmarkStart w:id="83" w:name="_Toc232515631"/>
-      <w:bookmarkEnd w:id="78"/>
+      <w:bookmarkStart w:id="81" w:name="_Toc461726283"/>
+      <w:bookmarkStart w:id="82" w:name="_Toc462823801"/>
+      <w:bookmarkStart w:id="83" w:name="_Toc46738709"/>
+      <w:bookmarkStart w:id="84" w:name="_Toc232515631"/>
+      <w:bookmarkEnd w:id="79"/>
       <w:r>
         <w:lastRenderedPageBreak/>
         <w:t>Transport</w:t>
       </w:r>
-      <w:bookmarkEnd w:id="80"/>
       <w:bookmarkEnd w:id="81"/>
       <w:bookmarkEnd w:id="82"/>
       <w:bookmarkEnd w:id="83"/>
+      <w:bookmarkEnd w:id="84"/>
     </w:p>
     <w:p>
       <w:pPr>
@@ -12292,7 +12396,7 @@
               </w:rPr>
               <w:t xml:space="preserve"> </w:t>
             </w:r>
-            <w:bookmarkStart w:id="84" w:name="Employee_Bike"/>
+            <w:bookmarkStart w:id="85" w:name="Employee_Bike"/>
             <w:r>
               <w:rPr>
                 <w:szCs w:val="22"/>
@@ -12317,7 +12421,7 @@
               </w:rPr>
               <w:t xml:space="preserve"> bicycle spaces are to be provided for employees</w:t>
             </w:r>
-            <w:bookmarkEnd w:id="84"/>
+            <w:bookmarkEnd w:id="85"/>
             <w:r>
               <w:rPr>
                 <w:szCs w:val="22"/>
@@ -12346,7 +12450,7 @@
               </w:rPr>
               <w:t xml:space="preserve"> </w:t>
             </w:r>
-            <w:bookmarkStart w:id="85" w:name="Non_res_Vis"/>
+            <w:bookmarkStart w:id="86" w:name="Non_res_Vis"/>
             <w:r>
               <w:rPr>
                 <w:szCs w:val="22"/>
@@ -12371,7 +12475,7 @@
               </w:rPr>
               <w:t xml:space="preserve"> bicycle spaces are to be provided for non-residential visitors</w:t>
             </w:r>
-            <w:bookmarkEnd w:id="85"/>
+            <w:bookmarkEnd w:id="86"/>
             <w:r>
               <w:rPr>
                 <w:szCs w:val="22"/>
@@ -12460,14 +12564,14 @@
                 <w:szCs w:val="22"/>
               </w:rPr>
             </w:pPr>
-            <w:bookmarkStart w:id="86" w:name="end_of_trip"/>
+            <w:bookmarkStart w:id="87" w:name="end_of_trip"/>
             <w:r>
               <w:rPr>
                 <w:szCs w:val="22"/>
               </w:rPr>
               <w:t>The development is provided with an end of trip facility</w:t>
             </w:r>
-            <w:bookmarkEnd w:id="86"/>
+            <w:bookmarkEnd w:id="87"/>
             <w:r>
               <w:rPr>
                 <w:szCs w:val="22"/>
@@ -12900,10 +13004,10 @@
           <w:szCs w:val="20"/>
         </w:rPr>
       </w:pPr>
-      <w:bookmarkStart w:id="87" w:name="_Toc531765802"/>
-      <w:bookmarkStart w:id="88" w:name="_Toc461726284"/>
-      <w:bookmarkStart w:id="89" w:name="_Toc462823802"/>
-      <w:bookmarkStart w:id="90" w:name="_Toc46738710"/>
+      <w:bookmarkStart w:id="88" w:name="_Toc531765802"/>
+      <w:bookmarkStart w:id="89" w:name="_Toc461726284"/>
+      <w:bookmarkStart w:id="90" w:name="_Toc462823802"/>
+      <w:bookmarkStart w:id="91" w:name="_Toc46738710"/>
       <w:r>
         <w:br w:type="page"/>
       </w:r>
@@ -12912,13 +13016,13 @@
       <w:pPr>
         <w:pStyle w:val="Heading2"/>
       </w:pPr>
-      <w:bookmarkStart w:id="91" w:name="_Toc232515632"/>
+      <w:bookmarkStart w:id="92" w:name="_Toc232515632"/>
       <w:r>
         <w:lastRenderedPageBreak/>
         <w:t>Materials</w:t>
       </w:r>
-      <w:bookmarkEnd w:id="87"/>
-      <w:bookmarkEnd w:id="91"/>
+      <w:bookmarkEnd w:id="88"/>
+      <w:bookmarkEnd w:id="92"/>
     </w:p>
     <w:p>
       <w:pPr>
@@ -13637,18 +13741,18 @@
       <w:pPr>
         <w:pStyle w:val="Heading2"/>
       </w:pPr>
-      <w:bookmarkStart w:id="92" w:name="_Toc232515633"/>
+      <w:bookmarkStart w:id="93" w:name="_Toc232515633"/>
       <w:r>
         <w:lastRenderedPageBreak/>
         <w:t>Waste</w:t>
       </w:r>
-      <w:bookmarkEnd w:id="88"/>
       <w:bookmarkEnd w:id="89"/>
       <w:bookmarkEnd w:id="90"/>
+      <w:bookmarkEnd w:id="91"/>
       <w:r>
         <w:t xml:space="preserve"> &amp; Resource Recovery</w:t>
       </w:r>
-      <w:bookmarkEnd w:id="92"/>
+      <w:bookmarkEnd w:id="93"/>
     </w:p>
     <w:p>
       <w:pPr>
@@ -14000,7 +14104,7 @@
                 <w:szCs w:val="22"/>
               </w:rPr>
             </w:pPr>
-            <w:bookmarkStart w:id="93" w:name="Waste_Percent"/>
+            <w:bookmarkStart w:id="94" w:name="Waste_Percent"/>
             <w:r>
               <w:rPr>
                 <w:szCs w:val="22"/>
@@ -14019,7 +14123,7 @@
               </w:rPr>
               <w:t>0% of the waste generated during construction and demolition has been diverted from landfill</w:t>
             </w:r>
-            <w:bookmarkEnd w:id="93"/>
+            <w:bookmarkEnd w:id="94"/>
             <w:r>
               <w:rPr>
                 <w:szCs w:val="22"/>
@@ -14195,14 +14299,14 @@
                 <w:szCs w:val="22"/>
               </w:rPr>
             </w:pPr>
-            <w:bookmarkStart w:id="94" w:name="Recycle_Location"/>
+            <w:bookmarkStart w:id="95" w:name="Recycle_Location"/>
             <w:r>
               <w:rPr>
                 <w:szCs w:val="22"/>
               </w:rPr>
               <w:t>Separate general, recycling, glass and organic waste storage will be provided at XXX</w:t>
             </w:r>
-            <w:bookmarkEnd w:id="94"/>
+            <w:bookmarkEnd w:id="95"/>
             <w:r>
               <w:rPr>
                 <w:szCs w:val="22"/>
@@ -14230,9 +14334,9 @@
       </w:tr>
     </w:tbl>
     <w:p>
-      <w:bookmarkStart w:id="95" w:name="_Toc461726285"/>
-      <w:bookmarkStart w:id="96" w:name="_Toc462823803"/>
-      <w:bookmarkStart w:id="97" w:name="_Toc46738711"/>
+      <w:bookmarkStart w:id="96" w:name="_Toc461726285"/>
+      <w:bookmarkStart w:id="97" w:name="_Toc462823803"/>
+      <w:bookmarkStart w:id="98" w:name="_Toc46738711"/>
     </w:p>
     <w:p>
       <w:pPr>
@@ -14252,15 +14356,15 @@
       <w:pPr>
         <w:pStyle w:val="Heading2"/>
       </w:pPr>
-      <w:bookmarkStart w:id="98" w:name="_Toc232515634"/>
+      <w:bookmarkStart w:id="99" w:name="_Toc232515634"/>
       <w:r>
         <w:lastRenderedPageBreak/>
         <w:t>Urban Ecology</w:t>
       </w:r>
-      <w:bookmarkEnd w:id="95"/>
       <w:bookmarkEnd w:id="96"/>
       <w:bookmarkEnd w:id="97"/>
       <w:bookmarkEnd w:id="98"/>
+      <w:bookmarkEnd w:id="99"/>
     </w:p>
     <w:p>
       <w:pPr>
@@ -14544,7 +14648,7 @@
                 <w:szCs w:val="22"/>
               </w:rPr>
             </w:pPr>
-            <w:bookmarkStart w:id="99" w:name="Communal_space"/>
+            <w:bookmarkStart w:id="100" w:name="Communal_space"/>
             <w:r>
               <w:rPr>
                 <w:szCs w:val="22"/>
@@ -14582,7 +14686,7 @@
               </w:rPr>
               <w:t xml:space="preserve"> of communal space will be provided at XXX.</w:t>
             </w:r>
-            <w:bookmarkEnd w:id="99"/>
+            <w:bookmarkEnd w:id="100"/>
             <w:r>
               <w:rPr>
                 <w:szCs w:val="22"/>
@@ -14736,7 +14840,7 @@
               </w:rPr>
               <w:br/>
             </w:r>
-            <w:bookmarkStart w:id="100" w:name="Vege_Percent"/>
+            <w:bookmarkStart w:id="101" w:name="Vege_Percent"/>
             <w:r>
               <w:rPr>
                 <w:szCs w:val="22"/>
@@ -14767,7 +14871,7 @@
               </w:rPr>
               <w:t>% of the site area</w:t>
             </w:r>
-            <w:bookmarkEnd w:id="100"/>
+            <w:bookmarkEnd w:id="101"/>
             <w:r>
               <w:rPr>
                 <w:szCs w:val="22"/>
@@ -14983,7 +15087,7 @@
                 <w:szCs w:val="22"/>
               </w:rPr>
             </w:pPr>
-            <w:bookmarkStart w:id="101" w:name="Food_production"/>
+            <w:bookmarkStart w:id="102" w:name="Food_production"/>
             <w:r>
               <w:rPr>
                 <w:szCs w:val="22"/>
@@ -15008,7 +15112,7 @@
               </w:rPr>
               <w:t>m2 of communal food production area will be provided</w:t>
             </w:r>
-            <w:bookmarkEnd w:id="101"/>
+            <w:bookmarkEnd w:id="102"/>
             <w:r>
               <w:rPr>
                 <w:szCs w:val="22"/>
@@ -15164,18 +15268,18 @@
       <w:pPr>
         <w:pStyle w:val="Heading2"/>
       </w:pPr>
-      <w:bookmarkStart w:id="102" w:name="_Toc461726286"/>
-      <w:bookmarkStart w:id="103" w:name="_Toc462823804"/>
-      <w:bookmarkStart w:id="104" w:name="_Toc46738712"/>
-      <w:bookmarkStart w:id="105" w:name="_Toc232515635"/>
+      <w:bookmarkStart w:id="103" w:name="_Toc461726286"/>
+      <w:bookmarkStart w:id="104" w:name="_Toc462823804"/>
+      <w:bookmarkStart w:id="105" w:name="_Toc46738712"/>
+      <w:bookmarkStart w:id="106" w:name="_Toc232515635"/>
       <w:r>
         <w:lastRenderedPageBreak/>
         <w:t>Innovation</w:t>
       </w:r>
-      <w:bookmarkEnd w:id="102"/>
       <w:bookmarkEnd w:id="103"/>
       <w:bookmarkEnd w:id="104"/>
       <w:bookmarkEnd w:id="105"/>
+      <w:bookmarkEnd w:id="106"/>
     </w:p>
     <w:p>
       <w:pPr>
@@ -15647,8 +15751,8 @@
           <w:rFonts w:eastAsiaTheme="minorEastAsia"/>
         </w:rPr>
       </w:pPr>
-      <w:bookmarkStart w:id="106" w:name="WSUD_Appendix"/>
-      <w:bookmarkStart w:id="107" w:name="_Toc232515636"/>
+      <w:bookmarkStart w:id="107" w:name="WSUD_Appendix"/>
+      <w:bookmarkStart w:id="108" w:name="_Toc232515636"/>
       <w:r>
         <w:lastRenderedPageBreak/>
         <w:t xml:space="preserve">Appendix </w:t>
@@ -15659,8 +15763,8 @@
       <w:r>
         <w:t xml:space="preserve"> – WSUD Response</w:t>
       </w:r>
-      <w:bookmarkEnd w:id="106"/>
       <w:bookmarkEnd w:id="107"/>
+      <w:bookmarkEnd w:id="108"/>
     </w:p>
     <w:p>
       <w:pPr>
@@ -15688,7 +15792,7 @@
       <w:r>
         <w:t>The following architectural mark-up illustrates the rainwater collection and impervious areas of the proposed development site.</w:t>
       </w:r>
-      <w:bookmarkStart w:id="108" w:name="_Toc451243777"/>
+      <w:bookmarkStart w:id="109" w:name="_Toc451243777"/>
     </w:p>
     <w:tbl>
       <w:tblPr>
@@ -15768,7 +15872,7 @@
         </w:tc>
       </w:tr>
     </w:tbl>
-    <w:bookmarkEnd w:id="108"/>
+    <w:bookmarkEnd w:id="109"/>
     <w:p>
       <w:pPr>
         <w:pStyle w:val="Heading3"/>
@@ -16166,7 +16270,7 @@
       <w:r>
         <w:t xml:space="preserve">Furthermore, </w:t>
       </w:r>
-      <w:bookmarkStart w:id="109" w:name="_Hlk512948205"/>
+      <w:bookmarkStart w:id="110" w:name="_Hlk512948205"/>
       <w:r>
         <w:rPr>
           <w:highlight w:val="yellow"/>
@@ -16195,7 +16299,7 @@
       <w:r>
         <w:t>, minimum 1,150mm deep raingarden with 300mm of extended detention</w:t>
       </w:r>
-      <w:bookmarkEnd w:id="109"/>
+      <w:bookmarkEnd w:id="110"/>
       <w:r>
         <w:t xml:space="preserve"> is to be provided. Rainwater collected from </w:t>
       </w:r>
@@ -17900,7 +18004,7 @@
           <w:highlight w:val="yellow"/>
         </w:rPr>
       </w:pPr>
-      <w:bookmarkStart w:id="110" w:name="_Toc213326125"/>
+      <w:bookmarkStart w:id="111" w:name="_Toc213326125"/>
       <w:r>
         <w:rPr>
           <w:highlight w:val="yellow"/>
@@ -17912,8 +18016,8 @@
       <w:pPr>
         <w:pStyle w:val="Heading2"/>
       </w:pPr>
-      <w:bookmarkStart w:id="111" w:name="JV3_appendix"/>
-      <w:bookmarkStart w:id="112" w:name="_Toc232515637"/>
+      <w:bookmarkStart w:id="112" w:name="JV3_appendix"/>
+      <w:bookmarkStart w:id="113" w:name="_Toc232515637"/>
       <w:r>
         <w:lastRenderedPageBreak/>
         <w:t xml:space="preserve">Appendix </w:t>
@@ -17937,9 +18041,9 @@
         </w:rPr>
         <w:t>Preliminary J1V3 Energy Modelling</w:t>
       </w:r>
-      <w:bookmarkEnd w:id="110"/>
       <w:bookmarkEnd w:id="111"/>
       <w:bookmarkEnd w:id="112"/>
+      <w:bookmarkEnd w:id="113"/>
     </w:p>
     <w:p>
       <w:pPr>
@@ -18481,7 +18585,7 @@
           <w:color w:val="00602B" w:themeColor="text2"/>
         </w:rPr>
       </w:pPr>
-      <w:bookmarkStart w:id="113" w:name="_Toc533086716"/>
+      <w:bookmarkStart w:id="114" w:name="_Toc533086716"/>
       <w:r>
         <w:rPr>
           <w:rFonts w:ascii="Roboto" w:hAnsi="Roboto"/>
@@ -18503,7 +18607,7 @@
         </w:rPr>
         <w:t>V3 Compliance Requirements</w:t>
       </w:r>
-      <w:bookmarkEnd w:id="113"/>
+      <w:bookmarkEnd w:id="114"/>
     </w:p>
     <w:p>
       <w:pPr>
@@ -19814,7 +19918,7 @@
           <w:rFonts w:ascii="Roboto" w:hAnsi="Roboto"/>
         </w:rPr>
       </w:pPr>
-      <w:bookmarkStart w:id="114" w:name="_Toc533086717"/>
+      <w:bookmarkStart w:id="115" w:name="_Toc533086717"/>
     </w:p>
     <w:p>
       <w:pPr>
@@ -19829,7 +19933,7 @@
         </w:rPr>
         <w:t>Modelling Software</w:t>
       </w:r>
-      <w:bookmarkEnd w:id="114"/>
+      <w:bookmarkEnd w:id="115"/>
     </w:p>
     <w:tbl>
       <w:tblPr>
@@ -19856,11 +19960,11 @@
             <w:vAlign w:val="center"/>
           </w:tcPr>
           <w:p>
-            <w:bookmarkStart w:id="115" w:name="_Toc533086718"/>
+            <w:bookmarkStart w:id="116" w:name="_Toc533086718"/>
             <w:r>
               <w:t>Simulation Package Software</w:t>
             </w:r>
-            <w:bookmarkEnd w:id="115"/>
+            <w:bookmarkEnd w:id="116"/>
           </w:p>
         </w:tc>
         <w:tc>
@@ -19888,13 +19992,13 @@
             <w:vAlign w:val="center"/>
           </w:tcPr>
           <w:p>
-            <w:bookmarkStart w:id="116" w:name="_Toc458787719"/>
-            <w:bookmarkStart w:id="117" w:name="_Toc533086719"/>
+            <w:bookmarkStart w:id="117" w:name="_Toc458787719"/>
+            <w:bookmarkStart w:id="118" w:name="_Toc533086719"/>
             <w:r>
               <w:t>Weather Data</w:t>
             </w:r>
-            <w:bookmarkEnd w:id="116"/>
             <w:bookmarkEnd w:id="117"/>
+            <w:bookmarkEnd w:id="118"/>
           </w:p>
         </w:tc>
         <w:tc>
@@ -19948,8 +20052,8 @@
           <w:color w:val="00602B" w:themeColor="text2"/>
         </w:rPr>
       </w:pPr>
-      <w:bookmarkStart w:id="118" w:name="_Toc458787720"/>
-      <w:bookmarkStart w:id="119" w:name="_Toc533086720"/>
+      <w:bookmarkStart w:id="119" w:name="_Toc458787720"/>
+      <w:bookmarkStart w:id="120" w:name="_Toc533086720"/>
       <w:r>
         <w:rPr>
           <w:rFonts w:ascii="Roboto" w:hAnsi="Roboto"/>
@@ -19957,8 +20061,8 @@
         </w:rPr>
         <w:t>Reference Building Input Data</w:t>
       </w:r>
-      <w:bookmarkEnd w:id="118"/>
       <w:bookmarkEnd w:id="119"/>
+      <w:bookmarkEnd w:id="120"/>
       <w:r>
         <w:rPr>
           <w:rFonts w:ascii="Roboto" w:hAnsi="Roboto"/>
@@ -21076,7 +21180,7 @@
           <w:color w:val="00602B" w:themeColor="text2"/>
         </w:rPr>
       </w:pPr>
-      <w:bookmarkStart w:id="120" w:name="_Toc533086721"/>
+      <w:bookmarkStart w:id="121" w:name="_Toc533086721"/>
     </w:p>
     <w:p>
       <w:pPr>
@@ -21098,7 +21202,7 @@
         </w:rPr>
         <w:t>Building Services Inputs</w:t>
       </w:r>
-      <w:bookmarkEnd w:id="120"/>
+      <w:bookmarkEnd w:id="121"/>
     </w:p>
     <w:p>
       <w:pPr>
@@ -21780,7 +21884,7 @@
           <w:color w:val="00602B" w:themeColor="text2"/>
         </w:rPr>
       </w:pPr>
-      <w:bookmarkStart w:id="121" w:name="_Toc533086722"/>
+      <w:bookmarkStart w:id="122" w:name="_Toc533086722"/>
     </w:p>
     <w:p>
       <w:pPr>
@@ -21813,7 +21917,7 @@
         <w:lastRenderedPageBreak/>
         <w:t>Activity Profiles</w:t>
       </w:r>
-      <w:bookmarkEnd w:id="121"/>
+      <w:bookmarkEnd w:id="122"/>
     </w:p>
     <w:p>
       <w:pPr>
@@ -22392,9 +22496,9 @@
           <w:color w:val="00602B" w:themeColor="text2"/>
         </w:rPr>
       </w:pPr>
-      <w:bookmarkStart w:id="122" w:name="_Toc458787725"/>
-      <w:bookmarkStart w:id="123" w:name="_Ref464230610"/>
-      <w:bookmarkStart w:id="124" w:name="_Toc533086723"/>
+      <w:bookmarkStart w:id="123" w:name="_Toc458787725"/>
+      <w:bookmarkStart w:id="124" w:name="_Ref464230610"/>
+      <w:bookmarkStart w:id="125" w:name="_Toc533086723"/>
     </w:p>
     <w:p>
       <w:pPr>
@@ -22415,9 +22519,9 @@
         </w:rPr>
         <w:t>Results</w:t>
       </w:r>
-      <w:bookmarkEnd w:id="122"/>
       <w:bookmarkEnd w:id="123"/>
       <w:bookmarkEnd w:id="124"/>
+      <w:bookmarkEnd w:id="125"/>
     </w:p>
     <w:tbl>
       <w:tblPr>
@@ -22552,7 +22656,7 @@
           <w:rFonts w:cs="Tahoma"/>
         </w:rPr>
       </w:pPr>
-      <w:bookmarkStart w:id="125" w:name="_Hlk10019636"/>
+      <w:bookmarkStart w:id="126" w:name="_Hlk10019636"/>
       <w:r>
         <w:rPr>
           <w:rFonts w:cs="Tahoma"/>
@@ -22578,7 +22682,7 @@
         </w:rPr>
         <w:t xml:space="preserve"> software. These</w:t>
       </w:r>
-      <w:bookmarkEnd w:id="125"/>
+      <w:bookmarkEnd w:id="126"/>
       <w:r>
         <w:rPr>
           <w:rFonts w:cs="Tahoma"/>
@@ -23358,14 +23462,32 @@
       <w:pPr>
         <w:pStyle w:val="Heading2"/>
       </w:pPr>
-      <w:bookmarkStart w:id="126" w:name="Renewble_Appendix"/>
-      <w:bookmarkStart w:id="127" w:name="_Toc232515638"/>
+      <w:bookmarkStart w:id="127" w:name="Renewble_Appendix"/>
+      <w:bookmarkStart w:id="128" w:name="_Toc232515638"/>
+      <w:r>
+        <w:lastRenderedPageBreak/>
+        <w:t xml:space="preserve">Appendix X – </w:t>
+      </w:r>
+      <w:r>
+        <w:t>Preliminary J4D6 BCA 2022 Façade Calculator</w:t>
+      </w:r>
+      <w:r>
+        <w:t xml:space="preserve"> </w:t>
+      </w:r>
+      <w:r>
+        <w:br w:type="page"/>
+      </w:r>
+    </w:p>
+    <w:p>
+      <w:pPr>
+        <w:pStyle w:val="Heading2"/>
+      </w:pPr>
       <w:r>
         <w:lastRenderedPageBreak/>
         <w:t>Appendix X – Renewable Energy</w:t>
       </w:r>
-      <w:bookmarkEnd w:id="126"/>
       <w:bookmarkEnd w:id="127"/>
+      <w:bookmarkEnd w:id="128"/>
     </w:p>
     <w:tbl>
       <w:tblPr>
@@ -23513,14 +23635,14 @@
       <w:pPr>
         <w:pStyle w:val="Heading2"/>
       </w:pPr>
-      <w:bookmarkStart w:id="128" w:name="Daylight_Appendix"/>
-      <w:bookmarkStart w:id="129" w:name="_Toc232515639"/>
+      <w:bookmarkStart w:id="129" w:name="Daylight_Appendix"/>
+      <w:bookmarkStart w:id="130" w:name="_Toc232515639"/>
       <w:r>
         <w:lastRenderedPageBreak/>
         <w:t>Appendix X – Daylight Modelling</w:t>
       </w:r>
-      <w:bookmarkEnd w:id="128"/>
       <w:bookmarkEnd w:id="129"/>
+      <w:bookmarkEnd w:id="130"/>
     </w:p>
     <w:p>
       <w:pPr>
@@ -25209,7 +25331,7 @@
             <w:tcW w:w="9855" w:type="dxa"/>
           </w:tcPr>
           <w:p>
-            <w:commentRangeStart w:id="130"/>
+            <w:commentRangeStart w:id="131"/>
             <w:r>
               <w:rPr>
                 <w:noProof/>
@@ -25271,14 +25393,14 @@
                 </wp:anchor>
               </w:drawing>
             </w:r>
-            <w:commentRangeEnd w:id="130"/>
+            <w:commentRangeEnd w:id="131"/>
             <w:r>
               <w:rPr>
                 <w:rStyle w:val="CommentReference"/>
                 <w:sz w:val="22"/>
                 <w:szCs w:val="20"/>
               </w:rPr>
-              <w:commentReference w:id="130"/>
+              <w:commentReference w:id="131"/>
             </w:r>
           </w:p>
         </w:tc>
@@ -26089,7 +26211,7 @@
               <w:spacing w:before="0" w:after="0"/>
               <w:jc w:val="center"/>
             </w:pPr>
-            <w:bookmarkStart w:id="131" w:name="Daylight_modelling_Livingareas"/>
+            <w:bookmarkStart w:id="132" w:name="Daylight_modelling_Livingareas"/>
             <w:r>
               <w:rPr>
                 <w:rFonts w:eastAsia="SimSun" w:cs="Calibri"/>
@@ -26106,7 +26228,7 @@
               </w:rPr>
               <w:t xml:space="preserve"> of Living areas</w:t>
             </w:r>
-            <w:bookmarkEnd w:id="131"/>
+            <w:bookmarkEnd w:id="132"/>
           </w:p>
         </w:tc>
         <w:tc>
@@ -26126,7 +26248,7 @@
               <w:spacing w:before="0" w:after="0"/>
               <w:jc w:val="center"/>
             </w:pPr>
-            <w:bookmarkStart w:id="132" w:name="Daylight_modelling_bedrooms"/>
+            <w:bookmarkStart w:id="133" w:name="Daylight_modelling_bedrooms"/>
             <w:r>
               <w:rPr>
                 <w:rFonts w:eastAsia="SimSun" w:cs="Calibri"/>
@@ -26143,7 +26265,7 @@
               </w:rPr>
               <w:t xml:space="preserve"> of Bedrooms</w:t>
             </w:r>
-            <w:bookmarkEnd w:id="132"/>
+            <w:bookmarkEnd w:id="133"/>
           </w:p>
         </w:tc>
       </w:tr>
@@ -26180,12 +26302,12 @@
       <w:pPr>
         <w:pStyle w:val="Heading2"/>
       </w:pPr>
-      <w:bookmarkStart w:id="133" w:name="_Toc232515641"/>
+      <w:bookmarkStart w:id="134" w:name="_Toc232515641"/>
       <w:r>
         <w:lastRenderedPageBreak/>
         <w:t>Appendix X – BESS Assessment</w:t>
       </w:r>
-      <w:bookmarkEnd w:id="133"/>
+      <w:bookmarkEnd w:id="134"/>
     </w:p>
     <w:p/>
     <w:sectPr>
@@ -26203,7 +26325,7 @@
 
 <file path=word/comments.xml><?xml version="1.0" encoding="utf-8"?>
 <w:comments xmlns:wpc="http://schemas.microsoft.com/office/word/2010/wordprocessingCanvas" xmlns:cx="http://schemas.microsoft.com/office/drawing/2014/chartex" xmlns:cx1="http://schemas.microsoft.com/office/drawing/2015/9/8/chartex" xmlns:cx2="http://schemas.microsoft.com/office/drawing/2015/10/21/chartex" xmlns:cx3="http://schemas.microsoft.com/office/drawing/2016/5/9/chartex" xmlns:cx4="http://schemas.microsoft.com/office/drawing/2016/5/10/chartex" xmlns:cx5="http://schemas.microsoft.com/office/drawing/2016/5/11/chartex" xmlns:cx6="http://schemas.microsoft.com/office/drawing/2016/5/12/chartex" xmlns:cx7="http://schemas.microsoft.com/office/drawing/2016/5/13/chartex" xmlns:cx8="http://schemas.microsoft.com/office/drawing/2016/5/14/chartex" xmlns:mc="http://schemas.openxmlformats.org/markup-compatibility/2006" xmlns:aink="http://schemas.microsoft.com/office/drawing/2016/ink" xmlns:am3d="http://schemas.microsoft.com/office/drawing/2017/model3d" xmlns:o="urn:schemas-microsoft-com:office:office" xmlns:oel="http://schemas.microsoft.com/office/2019/extlst" xmlns:r="http://schemas.openxmlformats.org/officeDocument/2006/relationships" xmlns:m="http://schemas.openxmlformats.org/officeDocument/2006/math" xmlns:v="urn:schemas-microsoft-com:vml" xmlns:wp14="http://schemas.microsoft.com/office/word/2010/wordprocessingDrawing" xmlns:wp="http://schemas.openxmlformats.org/drawingml/2006/wordprocessingDrawing" xmlns:w10="urn:schemas-microsoft-com:office:word" xmlns:w="http://schemas.openxmlformats.org/wordprocessingml/2006/main" xmlns:w14="http://schemas.microsoft.com/office/word/2010/wordml" xmlns:w15="http://schemas.microsoft.com/office/word/2012/wordml" xmlns:w16cex="http://schemas.microsoft.com/office/word/2018/wordml/cex" xmlns:w16cid="http://schemas.microsoft.com/office/word/2016/wordml/cid" xmlns:w16="http://schemas.microsoft.com/office/word/2018/wordml" xmlns:w16du="http://schemas.microsoft.com/office/word/2023/wordml/word16du" xmlns:w16sdtdh="http://schemas.microsoft.com/office/word/2020/wordml/sdtdatahash" xmlns:w16sdtfl="http://schemas.microsoft.com/office/word/2024/wordml/sdtformatlock" xmlns:w16se="http://schemas.microsoft.com/office/word/2015/wordml/symex" xmlns:wpg="http://schemas.microsoft.com/office/word/2010/wordprocessingGroup" xmlns:wpi="http://schemas.microsoft.com/office/word/2010/wordprocessingInk" xmlns:wne="http://schemas.microsoft.com/office/word/2006/wordml" xmlns:wps="http://schemas.microsoft.com/office/word/2010/wordprocessingShape" mc:Ignorable="w14 w15 w16se w16cid w16 w16cex w16sdtdh w16sdtfl w16du wp14">
-  <w:comment w:id="130" w:author="Aminath Samaha" w:date="2026-05-25T09:15:00Z" w:initials="AS">
+  <w:comment w:id="131" w:author="Aminath Samaha" w:date="2026-05-25T09:15:00Z" w:initials="AS">
     <w:p>
       <w:pPr>
         <w:pStyle w:val="CommentText"/>
@@ -32196,7 +32318,7 @@
     <w:charset w:val="00"/>
     <w:family w:val="auto"/>
     <w:pitch w:val="variable"/>
-    <w:sig w:usb0="80000027" w:usb1="00000000" w:usb2="00000000" w:usb3="00000000" w:csb0="00000001" w:csb1="00000000"/>
+    <w:sig w:usb0="E00002FF" w:usb1="5000785B" w:usb2="00000000" w:usb3="00000000" w:csb0="0000019F" w:csb1="00000000"/>
   </w:font>
   <w:font w:name="Segoe UI">
     <w:panose1 w:val="020B0502040204020203"/>
@@ -32521,6 +32643,7 @@
     <w:rsid w:val="000C608A"/>
     <w:rsid w:val="00110829"/>
     <w:rsid w:val="00121120"/>
+    <w:rsid w:val="001328AA"/>
     <w:rsid w:val="00165C8A"/>
     <w:rsid w:val="00173595"/>
     <w:rsid w:val="00176EDE"/>
@@ -32537,6 +32660,7 @@
     <w:rsid w:val="001F774D"/>
     <w:rsid w:val="0024754E"/>
     <w:rsid w:val="002476EF"/>
+    <w:rsid w:val="00265BF8"/>
     <w:rsid w:val="002737D6"/>
     <w:rsid w:val="00280C54"/>
     <w:rsid w:val="002870BB"/>
@@ -32613,6 +32737,7 @@
     <w:rsid w:val="008A5DF4"/>
     <w:rsid w:val="008B3F38"/>
     <w:rsid w:val="008C6991"/>
+    <w:rsid w:val="008C7E60"/>
     <w:rsid w:val="008E3168"/>
     <w:rsid w:val="008E5806"/>
     <w:rsid w:val="008F56B5"/>
